--- a/policies/build/preview_hco/HCO.COP.18_v2_preview.docx
+++ b/policies/build/preview_hco/HCO.COP.18_v2_preview.docx
@@ -761,7 +761,7 @@
           <w:sz w:val="22"/>
           <w:szCs w:val="22"/>
         </w:rPr>
-        <w:t xml:space="preserve">Boundaries: do not copy SHCO COP wording. Do not overwrite AAC policies. Spell out abbreviations on first use in training materials.</w:t>
+        <w:t xml:space="preserve">Boundaries: do not overwrite HCO AAC policies. Spell out abbreviations on first use in training materials.</w:t>
       </w:r>
     </w:p>
     <w:p>
@@ -815,7 +815,7 @@
           <w:sz w:val="22"/>
           <w:szCs w:val="22"/>
         </w:rPr>
-        <w:t xml:space="preserve">1. Do not skip: Scope of the rehabilitation services at a minimum is commensurate to the services provided by the organisat...</w:t>
+        <w:t xml:space="preserve">1. Do not skip: Scope of the rehabilitation services at a minimum is commensurate to the services provided by the...</w:t>
       </w:r>
     </w:p>
     <w:p>
@@ -917,7 +917,7 @@
         <w:spacing w:after="100" w:before="220"/>
       </w:pPr>
       <w:r>
-        <w:t xml:space="preserve">5.1 Scope of the rehabilitation services at a minimum is commensurate to ..</w:t>
+        <w:t xml:space="preserve">5.1 Scope of the rehabilitation services at a minimum is commensurate to..</w:t>
       </w:r>
     </w:p>
     <w:p>
@@ -1049,7 +1049,7 @@
         <w:spacing w:after="100" w:before="220"/>
       </w:pPr>
       <w:r>
-        <w:t xml:space="preserve">5.5 Care is guided by functional assessment and periodic re-assessments w..</w:t>
+        <w:t xml:space="preserve">5.5 Care is guided by functional assessment and periodic re-assessments..</w:t>
       </w:r>
     </w:p>
     <w:p>
@@ -1082,7 +1082,7 @@
         <w:spacing w:after="100" w:before="220"/>
       </w:pPr>
       <w:r>
-        <w:t xml:space="preserve">5.6 Care is provided adhering to infection prevention and control and saf..</w:t>
+        <w:t xml:space="preserve">5.6 Care is provided adhering to infection prevention and control and..</w:t>
       </w:r>
     </w:p>
     <w:p>
@@ -1149,6 +1149,20 @@
       </w:pPr>
       <w:r>
         <w:t xml:space="preserve">6. Governance and responsibility</w:t>
+      </w:r>
+    </w:p>
+    <w:p>
+      <w:pPr>
+        <w:spacing w:after="20" w:before="100"/>
+      </w:pPr>
+      <w:r>
+        <w:rPr>
+          <w:b/>
+          <w:bCs/>
+          <w:sz w:val="22"/>
+          <w:szCs w:val="22"/>
+        </w:rPr>
+        <w:t xml:space="preserve">Medical Superintendent</w:t>
       </w:r>
     </w:p>
     <w:p>
@@ -1165,7 +1179,21 @@
           <w:sz w:val="22"/>
           <w:szCs w:val="22"/>
         </w:rPr>
-        <w:t xml:space="preserve">Medical Superintendent</w:t>
+        <w:t xml:space="preserve">Accountable that COP.18 is resourced and followed.</w:t>
+      </w:r>
+    </w:p>
+    <w:p>
+      <w:pPr>
+        <w:spacing w:after="20" w:before="100"/>
+      </w:pPr>
+      <w:r>
+        <w:rPr>
+          <w:b/>
+          <w:bCs/>
+          <w:sz w:val="22"/>
+          <w:szCs w:val="22"/>
+        </w:rPr>
+        <w:t xml:space="preserve">Rehabilitation In-Charge</w:t>
       </w:r>
     </w:p>
     <w:p>
@@ -1182,7 +1210,21 @@
           <w:sz w:val="22"/>
           <w:szCs w:val="22"/>
         </w:rPr>
-        <w:t xml:space="preserve">Accountable that COP.18 is resourced and followed.</w:t>
+        <w:t xml:space="preserve">Owns day-to-day implementation and records for this standard.</w:t>
+      </w:r>
+    </w:p>
+    <w:p>
+      <w:pPr>
+        <w:spacing w:after="20" w:before="100"/>
+      </w:pPr>
+      <w:r>
+        <w:rPr>
+          <w:b/>
+          <w:bCs/>
+          <w:sz w:val="22"/>
+          <w:szCs w:val="22"/>
+        </w:rPr>
+        <w:t xml:space="preserve">Treating doctors / nurses / technicians (as applicable)</w:t>
       </w:r>
     </w:p>
     <w:p>
@@ -1199,7 +1241,21 @@
           <w:sz w:val="22"/>
           <w:szCs w:val="22"/>
         </w:rPr>
-        <w:t xml:space="preserve">Rehabilitation In-Charge</w:t>
+        <w:t xml:space="preserve">Deliver care as written; escalate stop-work triggers without delay.</w:t>
+      </w:r>
+    </w:p>
+    <w:p>
+      <w:pPr>
+        <w:spacing w:after="20" w:before="100"/>
+      </w:pPr>
+      <w:r>
+        <w:rPr>
+          <w:b/>
+          <w:bCs/>
+          <w:sz w:val="22"/>
+          <w:szCs w:val="22"/>
+        </w:rPr>
+        <w:t xml:space="preserve">Quality Coordinator</w:t>
       </w:r>
     </w:p>
     <w:p>
@@ -1216,7 +1272,28 @@
           <w:sz w:val="22"/>
           <w:szCs w:val="22"/>
         </w:rPr>
-        <w:t xml:space="preserve">Owns day-to-day implementation and records for this standard.</w:t>
+        <w:t xml:space="preserve">Audits this policy «quarterly»; holds training acknowledgements.</w:t>
+      </w:r>
+    </w:p>
+    <w:p>
+      <w:pPr>
+        <w:pStyle w:val="Heading1"/>
+        <w:spacing w:after="120" w:before="280"/>
+      </w:pPr>
+      <w:r>
+        <w:t xml:space="preserve">7. Quality monitoring (RCA → CAPA)</w:t>
+      </w:r>
+    </w:p>
+    <w:p>
+      <w:pPr>
+        <w:spacing w:after="140"/>
+      </w:pPr>
+      <w:r>
+        <w:rPr>
+          <w:sz w:val="22"/>
+          <w:szCs w:val="22"/>
+        </w:rPr>
+        <w:t xml:space="preserve">The Quality Coordinator audits this policy «quarterly». The audit reviews:</w:t>
       </w:r>
     </w:p>
     <w:p>
@@ -1233,7 +1310,7 @@
           <w:sz w:val="22"/>
           <w:szCs w:val="22"/>
         </w:rPr>
-        <w:t xml:space="preserve">Treating doctors / nurses / technicians (as applicable)</w:t>
+        <w:t xml:space="preserve">Records for a sample of this standard's objective elements, checked against the What-we-do steps.</w:t>
       </w:r>
     </w:p>
     <w:p>
@@ -1250,50 +1327,7 @@
           <w:sz w:val="22"/>
           <w:szCs w:val="22"/>
         </w:rPr>
-        <w:t xml:space="preserve">Deliver care as written; escalate stop-work triggers without delay.</w:t>
-      </w:r>
-    </w:p>
-    <w:p>
-      <w:pPr>
-        <w:pStyle w:val="ListParagraph"/>
-        <w:numPr>
-          <w:ilvl w:val="0"/>
-          <w:numId w:val="1"/>
-        </w:numPr>
-        <w:spacing w:after="60"/>
-      </w:pPr>
-      <w:r>
-        <w:rPr>
-          <w:sz w:val="22"/>
-          <w:szCs w:val="22"/>
-        </w:rPr>
-        <w:t xml:space="preserve">Quality Coordinator</w:t>
-      </w:r>
-    </w:p>
-    <w:p>
-      <w:pPr>
-        <w:pStyle w:val="ListParagraph"/>
-        <w:numPr>
-          <w:ilvl w:val="0"/>
-          <w:numId w:val="1"/>
-        </w:numPr>
-        <w:spacing w:after="60"/>
-      </w:pPr>
-      <w:r>
-        <w:rPr>
-          <w:sz w:val="22"/>
-          <w:szCs w:val="22"/>
-        </w:rPr>
-        <w:t xml:space="preserve">Audits this policy «quarterly»; holds training acknowledgements.</w:t>
-      </w:r>
-    </w:p>
-    <w:p>
-      <w:pPr>
-        <w:pStyle w:val="Heading1"/>
-        <w:spacing w:after="120" w:before="280"/>
-      </w:pPr>
-      <w:r>
-        <w:t xml:space="preserve">7. Quality monitoring (RCA → CAPA)</w:t>
+        <w:t xml:space="preserve">Stop-work events (if any) are logged with outcome.</w:t>
       </w:r>
     </w:p>
     <w:p>
@@ -1305,87 +1339,7 @@
           <w:sz w:val="22"/>
           <w:szCs w:val="22"/>
         </w:rPr>
-        <w:t xml:space="preserve">The Quality Coordinator audits this policy «quarterly».</w:t>
-      </w:r>
-    </w:p>
-    <w:p>
-      <w:pPr>
-        <w:spacing w:after="140"/>
-      </w:pPr>
-      <w:r>
-        <w:rPr>
-          <w:sz w:val="22"/>
-          <w:szCs w:val="22"/>
-        </w:rPr>
-        <w:t xml:space="preserve">What is monitored each quarter:</w:t>
-      </w:r>
-    </w:p>
-    <w:p>
-      <w:pPr>
-        <w:pStyle w:val="ListParagraph"/>
-        <w:numPr>
-          <w:ilvl w:val="0"/>
-          <w:numId w:val="1"/>
-        </w:numPr>
-        <w:spacing w:after="60"/>
-      </w:pPr>
-      <w:r>
-        <w:rPr>
-          <w:sz w:val="22"/>
-          <w:szCs w:val="22"/>
-        </w:rPr>
-        <w:t xml:space="preserve">Sample of records for each OE COP.18.a–g.</w:t>
-      </w:r>
-    </w:p>
-    <w:p>
-      <w:pPr>
-        <w:pStyle w:val="ListParagraph"/>
-        <w:numPr>
-          <w:ilvl w:val="0"/>
-          <w:numId w:val="1"/>
-        </w:numPr>
-        <w:spacing w:after="60"/>
-      </w:pPr>
-      <w:r>
-        <w:rPr>
-          <w:sz w:val="22"/>
-          <w:szCs w:val="22"/>
-        </w:rPr>
-        <w:t xml:space="preserve">Asterisked elements (none) have document evidence as required.</w:t>
-      </w:r>
-    </w:p>
-    <w:p>
-      <w:pPr>
-        <w:pStyle w:val="ListParagraph"/>
-        <w:numPr>
-          <w:ilvl w:val="0"/>
-          <w:numId w:val="1"/>
-        </w:numPr>
-        <w:spacing w:after="60"/>
-      </w:pPr>
-      <w:r>
-        <w:rPr>
-          <w:sz w:val="22"/>
-          <w:szCs w:val="22"/>
-        </w:rPr>
-        <w:t xml:space="preserve">CORE elements (none) show no critical gaps in the sample.</w:t>
-      </w:r>
-    </w:p>
-    <w:p>
-      <w:pPr>
-        <w:pStyle w:val="ListParagraph"/>
-        <w:numPr>
-          <w:ilvl w:val="0"/>
-          <w:numId w:val="1"/>
-        </w:numPr>
-        <w:spacing w:after="60"/>
-      </w:pPr>
-      <w:r>
-        <w:rPr>
-          <w:sz w:val="22"/>
-          <w:szCs w:val="22"/>
-        </w:rPr>
-        <w:t xml:space="preserve">Stop-work events (if any) are logged with outcome.</w:t>
+        <w:t xml:space="preserve">Root-cause analysis is required when a gap found in this audit remains open beyond «90 days».</w:t>
       </w:r>
     </w:p>
     <w:p>
@@ -3123,7 +3077,7 @@
           <w:sz w:val="22"/>
           <w:szCs w:val="22"/>
         </w:rPr>
-        <w:t xml:space="preserve">Records showing COP.18.a was followed for sampled patients/cases.</w:t>
+        <w:t xml:space="preserve">Rehabilitation-service scope document matched to services provided.</w:t>
       </w:r>
     </w:p>
     <w:p>
@@ -3140,7 +3094,7 @@
           <w:sz w:val="22"/>
           <w:szCs w:val="22"/>
         </w:rPr>
-        <w:t xml:space="preserve">Written guidance / protocol referenced for this element (where required).</w:t>
+        <w:t xml:space="preserve">Service-scope review record.</w:t>
       </w:r>
     </w:p>
     <w:p>
@@ -3157,7 +3111,7 @@
           <w:sz w:val="22"/>
           <w:szCs w:val="22"/>
         </w:rPr>
-        <w:t xml:space="preserve">Audit sample notes for COP.18.a reviewed «quarterly».</w:t>
+        <w:t xml:space="preserve">Cross-reference to AAC.1.</w:t>
       </w:r>
     </w:p>
     <w:p>
@@ -3183,7 +3137,7 @@
           <w:sz w:val="22"/>
           <w:szCs w:val="22"/>
         </w:rPr>
-        <w:t xml:space="preserve">Records showing COP.18.b was followed for sampled patients/cases.</w:t>
+        <w:t xml:space="preserve">Written rehabilitation-service protocol.</w:t>
       </w:r>
     </w:p>
     <w:p>
@@ -3200,7 +3154,7 @@
           <w:sz w:val="22"/>
           <w:szCs w:val="22"/>
         </w:rPr>
-        <w:t xml:space="preserve">Written guidance / protocol referenced for this element (where required).</w:t>
+        <w:t xml:space="preserve">Consistency-check record.</w:t>
       </w:r>
     </w:p>
     <w:p>
@@ -3217,7 +3171,7 @@
           <w:sz w:val="22"/>
           <w:szCs w:val="22"/>
         </w:rPr>
-        <w:t xml:space="preserve">Audit sample notes for COP.18.b reviewed «quarterly».</w:t>
+        <w:t xml:space="preserve">Staff-training record.</w:t>
       </w:r>
     </w:p>
     <w:p>
@@ -3243,7 +3197,7 @@
           <w:sz w:val="22"/>
           <w:szCs w:val="22"/>
         </w:rPr>
-        <w:t xml:space="preserve">Records showing COP.18.c was followed for sampled patients/cases.</w:t>
+        <w:t xml:space="preserve">Multi-disciplinary rehabilitation care-plan record.</w:t>
       </w:r>
     </w:p>
     <w:p>
@@ -3260,7 +3214,7 @@
           <w:sz w:val="22"/>
           <w:szCs w:val="22"/>
         </w:rPr>
-        <w:t xml:space="preserve">Written guidance / protocol referenced for this element (where required).</w:t>
+        <w:t xml:space="preserve">Collaborative-planning documentation.</w:t>
       </w:r>
     </w:p>
     <w:p>
@@ -3277,7 +3231,7 @@
           <w:sz w:val="22"/>
           <w:szCs w:val="22"/>
         </w:rPr>
-        <w:t xml:space="preserve">Audit sample notes for COP.18.c reviewed «quarterly».</w:t>
+        <w:t xml:space="preserve">Care-provider-involvement record.</w:t>
       </w:r>
     </w:p>
     <w:p>
@@ -3303,7 +3257,7 @@
           <w:sz w:val="22"/>
           <w:szCs w:val="22"/>
         </w:rPr>
-        <w:t xml:space="preserve">Records showing COP.18.d was followed for sampled patients/cases.</w:t>
+        <w:t xml:space="preserve">Rehabilitation space and equipment inventory.</w:t>
       </w:r>
     </w:p>
     <w:p>
@@ -3320,7 +3274,7 @@
           <w:sz w:val="22"/>
           <w:szCs w:val="22"/>
         </w:rPr>
-        <w:t xml:space="preserve">Written guidance / protocol referenced for this element (where required).</w:t>
+        <w:t xml:space="preserve">Adequacy-check record.</w:t>
       </w:r>
     </w:p>
     <w:p>
@@ -3337,7 +3291,7 @@
           <w:sz w:val="22"/>
           <w:szCs w:val="22"/>
         </w:rPr>
-        <w:t xml:space="preserve">Audit sample notes for COP.18.d reviewed «quarterly».</w:t>
+        <w:t xml:space="preserve">Equipment-maintenance record.</w:t>
       </w:r>
     </w:p>
     <w:p>
@@ -3363,7 +3317,7 @@
           <w:sz w:val="22"/>
           <w:szCs w:val="22"/>
         </w:rPr>
-        <w:t xml:space="preserve">Records showing COP.18.e was followed for sampled patients/cases.</w:t>
+        <w:t xml:space="preserve">Functional-assessment record at admission.</w:t>
       </w:r>
     </w:p>
     <w:p>
@@ -3380,7 +3334,7 @@
           <w:sz w:val="22"/>
           <w:szCs w:val="22"/>
         </w:rPr>
-        <w:t xml:space="preserve">Written guidance / protocol referenced for this element (where required).</w:t>
+        <w:t xml:space="preserve">Periodic-reassessment record.</w:t>
       </w:r>
     </w:p>
     <w:p>
@@ -3397,7 +3351,7 @@
           <w:sz w:val="22"/>
           <w:szCs w:val="22"/>
         </w:rPr>
-        <w:t xml:space="preserve">Audit sample notes for COP.18.e reviewed «quarterly».</w:t>
+        <w:t xml:space="preserve">Documentation-completeness check.</w:t>
       </w:r>
     </w:p>
     <w:p>
@@ -3423,7 +3377,7 @@
           <w:sz w:val="22"/>
           <w:szCs w:val="22"/>
         </w:rPr>
-        <w:t xml:space="preserve">Records showing COP.18.f was followed for sampled patients/cases.</w:t>
+        <w:t xml:space="preserve">IPC and safety-practice compliance record for rehabilitation.</w:t>
       </w:r>
     </w:p>
     <w:p>
@@ -3440,7 +3394,7 @@
           <w:sz w:val="22"/>
           <w:szCs w:val="22"/>
         </w:rPr>
-        <w:t xml:space="preserve">Written guidance / protocol referenced for this element (where required).</w:t>
+        <w:t xml:space="preserve">Equipment cleaning or disinfection record.</w:t>
       </w:r>
     </w:p>
     <w:p>
@@ -3457,7 +3411,7 @@
           <w:sz w:val="22"/>
           <w:szCs w:val="22"/>
         </w:rPr>
-        <w:t xml:space="preserve">Audit sample notes for COP.18.f reviewed «quarterly».</w:t>
+        <w:t xml:space="preserve">Safety-observation record.</w:t>
       </w:r>
     </w:p>
     <w:p>
@@ -3483,7 +3437,7 @@
           <w:sz w:val="22"/>
           <w:szCs w:val="22"/>
         </w:rPr>
-        <w:t xml:space="preserve">Records showing COP.18.g was followed for sampled patients/cases.</w:t>
+        <w:t xml:space="preserve">Developed rehabilitation care-pathway document.</w:t>
       </w:r>
     </w:p>
     <w:p>
@@ -3500,7 +3454,7 @@
           <w:sz w:val="22"/>
           <w:szCs w:val="22"/>
         </w:rPr>
-        <w:t xml:space="preserve">Written guidance / protocol referenced for this element (where required).</w:t>
+        <w:t xml:space="preserve">Implementation and consistency-check record.</w:t>
       </w:r>
     </w:p>
     <w:p>
@@ -3517,7 +3471,7 @@
           <w:sz w:val="22"/>
           <w:szCs w:val="22"/>
         </w:rPr>
-        <w:t xml:space="preserve">Audit sample notes for COP.18.g reviewed «quarterly».</w:t>
+        <w:t xml:space="preserve">Periodic-review record.</w:t>
       </w:r>
     </w:p>
     <w:p>

--- a/policies/build/preview_hco/HCO.COP.18_v2_preview.docx
+++ b/policies/build/preview_hco/HCO.COP.18_v2_preview.docx
@@ -692,7 +692,7 @@
           <w:sz w:val="22"/>
           <w:szCs w:val="22"/>
         </w:rPr>
-        <w:t xml:space="preserve">It covers objective elements COP.18.a–g (7 elements).</w:t>
+        <w:t xml:space="preserve">This policy covers all 7 requirements under this standard, listed in detail below.</w:t>
       </w:r>
     </w:p>
     <w:p>
@@ -704,7 +704,7 @@
           <w:sz w:val="22"/>
           <w:szCs w:val="22"/>
         </w:rPr>
-        <w:t xml:space="preserve">This policy owns COP.18. Related AAC, PRE, IPC/HIC, HRM and MOM duties stay with those policies — cross-reference only.</w:t>
+        <w:t xml:space="preserve">This policy covers rehabilitation services specifically. Related duties — like patient assessment, patient rights, infection control, staffing, or medication management — are covered in the hospital's other policies, not repeated here.</w:t>
       </w:r>
     </w:p>
     <w:p>
@@ -749,7 +749,7 @@
           <w:sz w:val="22"/>
           <w:szCs w:val="22"/>
         </w:rPr>
-        <w:t xml:space="preserve">It covers 7 objective elements (COP.18.a, COP.18.b, COP.18.c, COP.18.d, COP.18.e, COP.18.f, COP.18.g).</w:t>
+        <w:t xml:space="preserve">This policy covers all 7 requirements under this standard, listed in detail below.</w:t>
       </w:r>
     </w:p>
     <w:p>
@@ -761,7 +761,7 @@
           <w:sz w:val="22"/>
           <w:szCs w:val="22"/>
         </w:rPr>
-        <w:t xml:space="preserve">Boundaries: do not overwrite HCO AAC policies. Spell out abbreviations on first use in training materials.</w:t>
+        <w:t xml:space="preserve">This policy covers rehabilitation services specifically. Related duties — like patient assessment, patient rights, infection control, staffing, or medication management — are covered in the hospital's other policies, not repeated here. Spell out abbreviations on first use in training materials.</w:t>
       </w:r>
     </w:p>
     <w:p>
